--- a/OCC-Duty-Log-OJT-User-Guide.docx
+++ b/OCC-Duty-Log-OJT-User-Guide.docx
@@ -67,7 +67,7 @@
           <w:sz w:val="21"/>
           <w:szCs w:val="21"/>
         </w:rPr>
-        <w:t xml:space="preserve">How On-the-Job Trainees clock in, log hours, and generate an official Duty Time Record</w:t>
+        <w:t xml:space="preserve">How On-the-Job Trainees log hours and generate an official Duty Time Record</w:t>
       </w:r>
     </w:p>
     <w:p>
@@ -168,7 +168,7 @@
           <w:sz w:val="22"/>
           <w:szCs w:val="22"/>
         </w:rPr>
-        <w:t xml:space="preserve">4. Daily Use — Clocking In and Out</w:t>
+        <w:t xml:space="preserve">4. Adding and Managing Your Daily Entries</w:t>
       </w:r>
     </w:p>
     <w:p>
@@ -181,7 +181,7 @@
           <w:sz w:val="22"/>
           <w:szCs w:val="22"/>
         </w:rPr>
-        <w:t xml:space="preserve">5. Adding or Correcting a Day Manually</w:t>
+        <w:t xml:space="preserve">5. Tracking Your Progress</w:t>
       </w:r>
     </w:p>
     <w:p>
@@ -194,7 +194,7 @@
           <w:sz w:val="22"/>
           <w:szCs w:val="22"/>
         </w:rPr>
-        <w:t xml:space="preserve">6. Tracking Your Progress</w:t>
+        <w:t xml:space="preserve">6. Viewing Your Reports</w:t>
       </w:r>
     </w:p>
     <w:p>
@@ -207,7 +207,7 @@
           <w:sz w:val="22"/>
           <w:szCs w:val="22"/>
         </w:rPr>
-        <w:t xml:space="preserve">7. Viewing Your Reports</w:t>
+        <w:t xml:space="preserve">7. Generating Your Official PDF Report</w:t>
       </w:r>
     </w:p>
     <w:p>
@@ -220,7 +220,7 @@
           <w:sz w:val="22"/>
           <w:szCs w:val="22"/>
         </w:rPr>
-        <w:t xml:space="preserve">8. Generating Your Official PDF Report</w:t>
+        <w:t xml:space="preserve">8. Notifications and the Help Button</w:t>
       </w:r>
     </w:p>
     <w:p>
@@ -233,7 +233,7 @@
           <w:sz w:val="22"/>
           <w:szCs w:val="22"/>
         </w:rPr>
-        <w:t xml:space="preserve">9. Notifications and the Help Button</w:t>
+        <w:t xml:space="preserve">9. Your Data and Privacy</w:t>
       </w:r>
     </w:p>
     <w:p>
@@ -246,7 +246,7 @@
           <w:sz w:val="22"/>
           <w:szCs w:val="22"/>
         </w:rPr>
-        <w:t xml:space="preserve">10. Your Data and Privacy</w:t>
+        <w:t xml:space="preserve">10. Frequently Asked Questions</w:t>
       </w:r>
     </w:p>
     <w:p>
@@ -259,20 +259,7 @@
           <w:sz w:val="22"/>
           <w:szCs w:val="22"/>
         </w:rPr>
-        <w:t xml:space="preserve">11. Frequently Asked Questions</w:t>
-      </w:r>
-    </w:p>
-    <w:p>
-      <w:pPr>
-        <w:spacing w:after="120"/>
-      </w:pPr>
-      <w:r>
-        <w:rPr>
-          <w:color w:val="16211C"/>
-          <w:sz w:val="22"/>
-          <w:szCs w:val="22"/>
-        </w:rPr>
-        <w:t xml:space="preserve">12. Quick Reference Summary</w:t>
+        <w:t xml:space="preserve">11. Quick Reference Summary</w:t>
       </w:r>
     </w:p>
     <w:p>
@@ -373,7 +360,7 @@
           <w:sz w:val="21"/>
           <w:szCs w:val="21"/>
         </w:rPr>
-        <w:t xml:space="preserve">Applies your training host's actual schedule (Public office, Private company, or a custom schedule) so lunch breaks and shift end times are handled automatically.</w:t>
+        <w:t xml:space="preserve">Applies your training host's actual schedule (Public office, Private company, or a custom schedule) so the coverage options offered for a manual entry always match your host's actual working hours.</w:t>
       </w:r>
     </w:p>
     <w:p>
@@ -517,7 +504,7 @@
           <w:sz w:val="20"/>
           <w:szCs w:val="20"/>
         </w:rPr>
-        <w:t xml:space="preserve">Note: The first time you sign in, your logbook starts empty. Set up your profile and host client (Section 3) before you start clocking in.</w:t>
+        <w:t xml:space="preserve">Note: The first time you sign in, your logbook starts empty. Set up your profile and host client (Section 3) before you start logging your hours.</w:t>
       </w:r>
     </w:p>
     <w:p>
@@ -776,7 +763,7 @@
           <w:sz w:val="30"/>
           <w:szCs w:val="30"/>
         </w:rPr>
-        <w:t xml:space="preserve">4. Daily Use — Clocking In and Out</w:t>
+        <w:t xml:space="preserve">4. Adding and Managing Your Daily Entries</w:t>
       </w:r>
     </w:p>
     <w:p>
@@ -789,7 +776,146 @@
           <w:sz w:val="21"/>
           <w:szCs w:val="21"/>
         </w:rPr>
-        <w:t xml:space="preserve">This is the everyday flow you'll use most often — no manual typing needed.</w:t>
+        <w:t xml:space="preserve">Use the Add day form below the log table to log every shift you work — for today or any past date.</w:t>
+      </w:r>
+    </w:p>
+    <w:p>
+      <w:pPr>
+        <w:pStyle w:val="ListParagraph"/>
+        <w:numPr>
+          <w:ilvl w:val="0"/>
+          <w:numId w:val="3"/>
+        </w:numPr>
+        <w:spacing w:after="100" w:line="290"/>
+      </w:pPr>
+      <w:r>
+        <w:rPr>
+          <w:color w:val="16211C"/>
+          <w:sz w:val="21"/>
+          <w:szCs w:val="21"/>
+        </w:rPr>
+        <w:t xml:space="preserve">Choose the Shift coverage that matches what actually happened: Morning only, Afternoon only, Evening only, Afternoon → Evening, or Whole day.</w:t>
+      </w:r>
+    </w:p>
+    <w:p>
+      <w:pPr>
+        <w:pStyle w:val="ListParagraph"/>
+        <w:numPr>
+          <w:ilvl w:val="0"/>
+          <w:numId w:val="3"/>
+        </w:numPr>
+        <w:spacing w:after="100" w:line="290"/>
+      </w:pPr>
+      <w:r>
+        <w:rPr>
+          <w:color w:val="16211C"/>
+          <w:sz w:val="21"/>
+          <w:szCs w:val="21"/>
+        </w:rPr>
+        <w:t xml:space="preserve">Pick the Date, then fill in the actual time in / time out for each segment shown.</w:t>
+      </w:r>
+    </w:p>
+    <w:p>
+      <w:pPr>
+        <w:pStyle w:val="ListParagraph"/>
+        <w:numPr>
+          <w:ilvl w:val="0"/>
+          <w:numId w:val="3"/>
+        </w:numPr>
+        <w:spacing w:after="100" w:line="290"/>
+      </w:pPr>
+      <w:r>
+        <w:rPr>
+          <w:color w:val="16211C"/>
+          <w:sz w:val="21"/>
+          <w:szCs w:val="21"/>
+        </w:rPr>
+        <w:t xml:space="preserve">Select the Host client and Shift type, and add an optional note about what you worked on.</w:t>
+      </w:r>
+    </w:p>
+    <w:p>
+      <w:pPr>
+        <w:pStyle w:val="ListParagraph"/>
+        <w:numPr>
+          <w:ilvl w:val="0"/>
+          <w:numId w:val="3"/>
+        </w:numPr>
+        <w:spacing w:after="100" w:line="290"/>
+      </w:pPr>
+      <w:r>
+        <w:rPr>
+          <w:color w:val="16211C"/>
+          <w:sz w:val="21"/>
+          <w:szCs w:val="21"/>
+        </w:rPr>
+        <w:t xml:space="preserve">Tap Add [coverage] to save the entry.</w:t>
+      </w:r>
+    </w:p>
+    <w:p>
+      <w:pPr>
+        <w:spacing w:after="140" w:line="300"/>
+      </w:pPr>
+      <w:r>
+        <w:rPr>
+          <w:color w:val="16211C"/>
+          <w:sz w:val="21"/>
+          <w:szCs w:val="21"/>
+        </w:rPr>
+        <w:t xml:space="preserve">The system keeps you honest automatically:</w:t>
+      </w:r>
+    </w:p>
+    <w:p>
+      <w:pPr>
+        <w:pStyle w:val="ListParagraph"/>
+        <w:numPr>
+          <w:ilvl w:val="0"/>
+          <w:numId w:val="2"/>
+        </w:numPr>
+        <w:spacing w:after="80" w:line="290"/>
+      </w:pPr>
+      <w:r>
+        <w:rPr>
+          <w:color w:val="16211C"/>
+          <w:sz w:val="21"/>
+          <w:szCs w:val="21"/>
+        </w:rPr>
+        <w:t xml:space="preserve">You can't select “Morning” or “Whole day” for today's date once it's already past 12:00 PM.</w:t>
+      </w:r>
+    </w:p>
+    <w:p>
+      <w:pPr>
+        <w:pStyle w:val="ListParagraph"/>
+        <w:numPr>
+          <w:ilvl w:val="0"/>
+          <w:numId w:val="2"/>
+        </w:numPr>
+        <w:spacing w:after="80" w:line="290"/>
+      </w:pPr>
+      <w:r>
+        <w:rPr>
+          <w:color w:val="16211C"/>
+          <w:sz w:val="21"/>
+          <w:szCs w:val="21"/>
+        </w:rPr>
+        <w:t xml:space="preserve">The available coverage options automatically match your selected host client's actual hours (e.g. a host working 1:00 PM–8:00 PM won't offer a “Morning” option).</w:t>
+      </w:r>
+    </w:p>
+    <w:p>
+      <w:pPr>
+        <w:pStyle w:val="ListParagraph"/>
+        <w:numPr>
+          <w:ilvl w:val="0"/>
+          <w:numId w:val="2"/>
+        </w:numPr>
+        <w:spacing w:after="80" w:line="290"/>
+      </w:pPr>
+      <w:r>
+        <w:rPr>
+          <w:color w:val="16211C"/>
+          <w:sz w:val="21"/>
+          <w:szCs w:val="21"/>
+        </w:rPr>
+        <w:t xml:space="preserve">A new entry can't overlap a time range you've already logged for that same date — this prevents accidental duplicate entries.</w:t>
       </w:r>
     </w:p>
     <w:p>
@@ -805,77 +931,59 @@
           <w:sz w:val="24"/>
           <w:szCs w:val="24"/>
         </w:rPr>
-        <w:t xml:space="preserve">4.1 Starting Your Shift</w:t>
-      </w:r>
-    </w:p>
-    <w:p>
-      <w:pPr>
-        <w:pStyle w:val="ListParagraph"/>
-        <w:numPr>
-          <w:ilvl w:val="0"/>
-          <w:numId w:val="3"/>
-        </w:numPr>
-        <w:spacing w:after="100" w:line="290"/>
-      </w:pPr>
-      <w:r>
-        <w:rPr>
-          <w:color w:val="16211C"/>
-          <w:sz w:val="21"/>
-          <w:szCs w:val="21"/>
-        </w:rPr>
-        <w:t xml:space="preserve">Select your Host client from the dropdown.</w:t>
-      </w:r>
-    </w:p>
-    <w:p>
-      <w:pPr>
-        <w:pStyle w:val="ListParagraph"/>
-        <w:numPr>
-          <w:ilvl w:val="0"/>
-          <w:numId w:val="3"/>
-        </w:numPr>
-        <w:spacing w:after="100" w:line="290"/>
-      </w:pPr>
-      <w:r>
-        <w:rPr>
-          <w:color w:val="16211C"/>
-          <w:sz w:val="21"/>
-          <w:szCs w:val="21"/>
-        </w:rPr>
-        <w:t xml:space="preserve">Select the Shift type: Regular, Evening, or Overtime.</w:t>
-      </w:r>
-    </w:p>
-    <w:p>
-      <w:pPr>
-        <w:pStyle w:val="ListParagraph"/>
-        <w:numPr>
-          <w:ilvl w:val="0"/>
-          <w:numId w:val="3"/>
-        </w:numPr>
-        <w:spacing w:after="100" w:line="290"/>
-      </w:pPr>
-      <w:r>
-        <w:rPr>
-          <w:color w:val="16211C"/>
-          <w:sz w:val="21"/>
-          <w:szCs w:val="21"/>
-        </w:rPr>
-        <w:t xml:space="preserve">Tap Clock in. The live timer and progress ring start immediately.</w:t>
-      </w:r>
-    </w:p>
-    <w:p>
-      <w:pPr>
-        <w:pStyle w:val="Heading2"/>
-        <w:spacing w:after="120" w:before="260"/>
+        <w:t xml:space="preserve">4.1 Editing or Deleting an Entry</w:t>
+      </w:r>
+    </w:p>
+    <w:p>
+      <w:pPr>
+        <w:pStyle w:val="ListParagraph"/>
+        <w:numPr>
+          <w:ilvl w:val="0"/>
+          <w:numId w:val="2"/>
+        </w:numPr>
+        <w:spacing w:after="80" w:line="290"/>
+      </w:pPr>
+      <w:r>
+        <w:rPr>
+          <w:color w:val="16211C"/>
+          <w:sz w:val="21"/>
+          <w:szCs w:val="21"/>
+        </w:rPr>
+        <w:t xml:space="preserve">Tap the pencil icon on any row to load it back into the form and correct it (e.g. you actually left at 2:00 PM instead of 5:00 PM).</w:t>
+      </w:r>
+    </w:p>
+    <w:p>
+      <w:pPr>
+        <w:pStyle w:val="ListParagraph"/>
+        <w:numPr>
+          <w:ilvl w:val="0"/>
+          <w:numId w:val="2"/>
+        </w:numPr>
+        <w:spacing w:after="80" w:line="290"/>
+      </w:pPr>
+      <w:r>
+        <w:rPr>
+          <w:color w:val="16211C"/>
+          <w:sz w:val="21"/>
+          <w:szCs w:val="21"/>
+        </w:rPr>
+        <w:t xml:space="preserve">Tap the trash icon to delete an entry — you'll be asked to confirm before it's removed.</w:t>
+      </w:r>
+    </w:p>
+    <w:p>
+      <w:pPr>
+        <w:pStyle w:val="Heading1"/>
+        <w:spacing w:after="160" w:before="360"/>
       </w:pPr>
       <w:r>
         <w:rPr>
           <w:b/>
           <w:bCs/>
-          <w:color w:val="A9832F"/>
-          <w:sz w:val="24"/>
-          <w:szCs w:val="24"/>
-        </w:rPr>
-        <w:t xml:space="preserve">4.2 What Happens Automatically (Regular shifts)</w:t>
+          <w:color w:val="16211C"/>
+          <w:sz w:val="30"/>
+          <w:szCs w:val="30"/>
+        </w:rPr>
+        <w:t xml:space="preserve">5. Tracking Your Progress</w:t>
       </w:r>
     </w:p>
     <w:p>
@@ -888,61 +996,61 @@
           <w:sz w:val="21"/>
           <w:szCs w:val="21"/>
         </w:rPr>
-        <w:t xml:space="preserve">For a Regular shift, the system manages your whole day for you:</w:t>
-      </w:r>
-    </w:p>
-    <w:p>
-      <w:pPr>
-        <w:pStyle w:val="ListParagraph"/>
-        <w:numPr>
-          <w:ilvl w:val="0"/>
-          <w:numId w:val="2"/>
-        </w:numPr>
-        <w:spacing w:after="80" w:line="290"/>
-      </w:pPr>
-      <w:r>
-        <w:rPr>
-          <w:color w:val="16211C"/>
-          <w:sz w:val="21"/>
-          <w:szCs w:val="21"/>
-        </w:rPr>
-        <w:t xml:space="preserve">At 12:00 PM, it automatically clocks you out for lunch and saves your Morning hours to your report.</w:t>
-      </w:r>
-    </w:p>
-    <w:p>
-      <w:pPr>
-        <w:pStyle w:val="ListParagraph"/>
-        <w:numPr>
-          <w:ilvl w:val="0"/>
-          <w:numId w:val="2"/>
-        </w:numPr>
-        <w:spacing w:after="80" w:line="290"/>
-      </w:pPr>
-      <w:r>
-        <w:rPr>
-          <w:color w:val="16211C"/>
-          <w:sz w:val="21"/>
-          <w:szCs w:val="21"/>
-        </w:rPr>
-        <w:t xml:space="preserve">At 1:00 PM, it automatically resumes your Afternoon shift (you'll get a friendly reminder 10 minutes before).</w:t>
-      </w:r>
-    </w:p>
-    <w:p>
-      <w:pPr>
-        <w:pStyle w:val="ListParagraph"/>
-        <w:numPr>
-          <w:ilvl w:val="0"/>
-          <w:numId w:val="2"/>
-        </w:numPr>
-        <w:spacing w:after="80" w:line="290"/>
-      </w:pPr>
-      <w:r>
-        <w:rPr>
-          <w:color w:val="16211C"/>
-          <w:sz w:val="21"/>
-          <w:szCs w:val="21"/>
-        </w:rPr>
-        <w:t xml:space="preserve">At your host's scheduled end time (e.g. 5:00 PM or 6:00 PM), it automatically clocks you out and saves your Afternoon hours.</w:t>
+        <w:t xml:space="preserve">The large ring at the top of the page is your at-a-glance progress meter. It shows:</w:t>
+      </w:r>
+    </w:p>
+    <w:p>
+      <w:pPr>
+        <w:pStyle w:val="ListParagraph"/>
+        <w:numPr>
+          <w:ilvl w:val="0"/>
+          <w:numId w:val="2"/>
+        </w:numPr>
+        <w:spacing w:after="80" w:line="290"/>
+      </w:pPr>
+      <w:r>
+        <w:rPr>
+          <w:color w:val="16211C"/>
+          <w:sz w:val="21"/>
+          <w:szCs w:val="21"/>
+        </w:rPr>
+        <w:t xml:space="preserve">Total hours logged so far, against your required hours.</w:t>
+      </w:r>
+    </w:p>
+    <w:p>
+      <w:pPr>
+        <w:pStyle w:val="ListParagraph"/>
+        <w:numPr>
+          <w:ilvl w:val="0"/>
+          <w:numId w:val="2"/>
+        </w:numPr>
+        <w:spacing w:after="80" w:line="290"/>
+      </w:pPr>
+      <w:r>
+        <w:rPr>
+          <w:color w:val="16211C"/>
+          <w:sz w:val="21"/>
+          <w:szCs w:val="21"/>
+        </w:rPr>
+        <w:t xml:space="preserve">Percentage complete, and how many hours are still remaining.</w:t>
+      </w:r>
+    </w:p>
+    <w:p>
+      <w:pPr>
+        <w:pStyle w:val="ListParagraph"/>
+        <w:numPr>
+          <w:ilvl w:val="0"/>
+          <w:numId w:val="2"/>
+        </w:numPr>
+        <w:spacing w:after="80" w:line="290"/>
+      </w:pPr>
+      <w:r>
+        <w:rPr>
+          <w:color w:val="16211C"/>
+          <w:sz w:val="21"/>
+          <w:szCs w:val="21"/>
+        </w:rPr>
+        <w:t xml:space="preserve">Any overtime hours logged separately.</w:t>
       </w:r>
     </w:p>
     <w:p>
@@ -955,88 +1063,79 @@
           <w:sz w:val="21"/>
           <w:szCs w:val="21"/>
         </w:rPr>
-        <w:t xml:space="preserve">You don't need to press anything during this — just keep the app open (or check back later) and it logs everything on schedule.</w:t>
-      </w:r>
-    </w:p>
-    <w:p>
-      <w:pPr>
-        <w:pStyle w:val="Heading2"/>
-        <w:spacing w:after="120" w:before="260"/>
-      </w:pPr>
-      <w:r>
-        <w:rPr>
-          <w:b/>
-          <w:bCs/>
-          <w:color w:val="A9832F"/>
-          <w:sz w:val="24"/>
-          <w:szCs w:val="24"/>
-        </w:rPr>
-        <w:t xml:space="preserve">4.3 Evening and Overtime Shifts</w:t>
-      </w:r>
-    </w:p>
-    <w:p>
-      <w:pPr>
-        <w:pStyle w:val="ListParagraph"/>
-        <w:numPr>
-          <w:ilvl w:val="0"/>
-          <w:numId w:val="2"/>
-        </w:numPr>
-        <w:spacing w:after="80" w:line="290"/>
-      </w:pPr>
-      <w:r>
-        <w:rPr>
-          <w:color w:val="16211C"/>
-          <w:sz w:val="21"/>
-          <w:szCs w:val="21"/>
-        </w:rPr>
-        <w:t xml:space="preserve">Evening shifts follow the same auto-managed pattern but for the 5:00 PM–8:00 PM window.</w:t>
-      </w:r>
-    </w:p>
-    <w:p>
-      <w:pPr>
-        <w:pStyle w:val="ListParagraph"/>
-        <w:numPr>
-          <w:ilvl w:val="0"/>
-          <w:numId w:val="2"/>
-        </w:numPr>
-        <w:spacing w:after="80" w:line="290"/>
-      </w:pPr>
-      <w:r>
-        <w:rPr>
-          <w:color w:val="16211C"/>
-          <w:sz w:val="21"/>
-          <w:szCs w:val="21"/>
-        </w:rPr>
-        <w:t xml:space="preserve">Overtime is fully manual — it keeps counting until you personally tap Clock out. Use this for work that goes beyond your host's normal hours.</w:t>
-      </w:r>
-    </w:p>
-    <w:p>
-      <w:pPr>
-        <w:pStyle w:val="Heading2"/>
-        <w:spacing w:after="120" w:before="260"/>
-      </w:pPr>
-      <w:r>
-        <w:rPr>
-          <w:b/>
-          <w:bCs/>
-          <w:color w:val="A9832F"/>
-          <w:sz w:val="24"/>
-          <w:szCs w:val="24"/>
-        </w:rPr>
-        <w:t xml:space="preserve">4.4 Ending Early</w:t>
-      </w:r>
-    </w:p>
-    <w:p>
-      <w:pPr>
-        <w:spacing w:after="140" w:line="300"/>
-      </w:pPr>
-      <w:r>
-        <w:rPr>
-          <w:color w:val="16211C"/>
-          <w:sz w:val="21"/>
-          <w:szCs w:val="21"/>
-        </w:rPr>
-        <w:t xml:space="preserve">Need to leave before the scheduled end time? Tap Clock out (or End day now during lunch) at any point — only the hours you actually worked are saved, nothing is assumed or padded.</w:t>
+        <w:t xml:space="preserve">This ring updates live, as scheduled shift time actually elapses. Every entry is also tagged with a status:</w:t>
+      </w:r>
+    </w:p>
+    <w:p>
+      <w:pPr>
+        <w:pStyle w:val="ListParagraph"/>
+        <w:numPr>
+          <w:ilvl w:val="0"/>
+          <w:numId w:val="2"/>
+        </w:numPr>
+        <w:spacing w:after="80" w:line="290"/>
+      </w:pPr>
+      <w:r>
+        <w:rPr>
+          <w:color w:val="16211C"/>
+          <w:sz w:val="21"/>
+          <w:szCs w:val="21"/>
+        </w:rPr>
+        <w:t xml:space="preserve">Scheduled — a future or not-yet-started entry; it hasn't contributed any hours yet.</w:t>
+      </w:r>
+    </w:p>
+    <w:p>
+      <w:pPr>
+        <w:pStyle w:val="ListParagraph"/>
+        <w:numPr>
+          <w:ilvl w:val="0"/>
+          <w:numId w:val="2"/>
+        </w:numPr>
+        <w:spacing w:after="80" w:line="290"/>
+      </w:pPr>
+      <w:r>
+        <w:rPr>
+          <w:color w:val="16211C"/>
+          <w:sz w:val="21"/>
+          <w:szCs w:val="21"/>
+        </w:rPr>
+        <w:t xml:space="preserve">In progress — currently running; only the elapsed time counts so far, and it keeps ticking up.</w:t>
+      </w:r>
+    </w:p>
+    <w:p>
+      <w:pPr>
+        <w:pStyle w:val="ListParagraph"/>
+        <w:numPr>
+          <w:ilvl w:val="0"/>
+          <w:numId w:val="2"/>
+        </w:numPr>
+        <w:spacing w:after="80" w:line="290"/>
+      </w:pPr>
+      <w:r>
+        <w:rPr>
+          <w:color w:val="16211C"/>
+          <w:sz w:val="21"/>
+          <w:szCs w:val="21"/>
+        </w:rPr>
+        <w:t xml:space="preserve">Complete — the shift finished and met the standard hours expected for its coverage.</w:t>
+      </w:r>
+    </w:p>
+    <w:p>
+      <w:pPr>
+        <w:pStyle w:val="ListParagraph"/>
+        <w:numPr>
+          <w:ilvl w:val="0"/>
+          <w:numId w:val="2"/>
+        </w:numPr>
+        <w:spacing w:after="80" w:line="290"/>
+      </w:pPr>
+      <w:r>
+        <w:rPr>
+          <w:color w:val="16211C"/>
+          <w:sz w:val="21"/>
+          <w:szCs w:val="21"/>
+        </w:rPr>
+        <w:t xml:space="preserve">Short (−Xh) — the shift finished but came in under the expected hours for its coverage (e.g. you left early).</w:t>
       </w:r>
     </w:p>
     <w:p>
@@ -1056,7 +1155,7 @@
           <w:sz w:val="20"/>
           <w:szCs w:val="20"/>
         </w:rPr>
-        <w:t xml:space="preserve">Note: If you're on your lunch break and decide not to return that day, tap End day now. Your Morning hours are already safely saved; no Afternoon hours will be added.</w:t>
+        <w:t xml:space="preserve">Note: You will also get milestone notifications automatically at 25%, 50%, 75%, and 100% of your required hours.</w:t>
       </w:r>
     </w:p>
     <w:p>
@@ -1072,7 +1171,7 @@
           <w:sz w:val="30"/>
           <w:szCs w:val="30"/>
         </w:rPr>
-        <w:t xml:space="preserve">5. Adding or Correcting a Day Manually</w:t>
+        <w:t xml:space="preserve">6. Viewing Your Reports</w:t>
       </w:r>
     </w:p>
     <w:p>
@@ -1085,214 +1184,167 @@
           <w:sz w:val="21"/>
           <w:szCs w:val="21"/>
         </w:rPr>
-        <w:t xml:space="preserve">Forgot to clock in, or need to log a day after the fact? Use the Add day form below the log table.</w:t>
-      </w:r>
-    </w:p>
-    <w:p>
-      <w:pPr>
-        <w:pStyle w:val="ListParagraph"/>
-        <w:numPr>
-          <w:ilvl w:val="0"/>
-          <w:numId w:val="3"/>
-        </w:numPr>
-        <w:spacing w:after="100" w:line="290"/>
-      </w:pPr>
-      <w:r>
-        <w:rPr>
-          <w:color w:val="16211C"/>
-          <w:sz w:val="21"/>
-          <w:szCs w:val="21"/>
-        </w:rPr>
-        <w:t xml:space="preserve">Choose the Shift coverage that matches what actually happened: Morning only, Afternoon only, Evening only, Afternoon → Evening, or Whole day.</w:t>
-      </w:r>
-    </w:p>
-    <w:p>
-      <w:pPr>
-        <w:pStyle w:val="ListParagraph"/>
-        <w:numPr>
-          <w:ilvl w:val="0"/>
-          <w:numId w:val="3"/>
-        </w:numPr>
-        <w:spacing w:after="100" w:line="290"/>
-      </w:pPr>
-      <w:r>
-        <w:rPr>
-          <w:color w:val="16211C"/>
-          <w:sz w:val="21"/>
-          <w:szCs w:val="21"/>
-        </w:rPr>
-        <w:t xml:space="preserve">Pick the Date, then fill in the actual time in / time out for each segment shown.</w:t>
-      </w:r>
-    </w:p>
-    <w:p>
-      <w:pPr>
-        <w:pStyle w:val="ListParagraph"/>
-        <w:numPr>
-          <w:ilvl w:val="0"/>
-          <w:numId w:val="3"/>
-        </w:numPr>
-        <w:spacing w:after="100" w:line="290"/>
-      </w:pPr>
-      <w:r>
-        <w:rPr>
-          <w:color w:val="16211C"/>
-          <w:sz w:val="21"/>
-          <w:szCs w:val="21"/>
-        </w:rPr>
-        <w:t xml:space="preserve">Select the Host client and Shift type, and add an optional note about what you worked on.</w:t>
-      </w:r>
-    </w:p>
-    <w:p>
-      <w:pPr>
-        <w:pStyle w:val="ListParagraph"/>
-        <w:numPr>
-          <w:ilvl w:val="0"/>
-          <w:numId w:val="3"/>
-        </w:numPr>
-        <w:spacing w:after="100" w:line="290"/>
-      </w:pPr>
-      <w:r>
-        <w:rPr>
-          <w:color w:val="16211C"/>
-          <w:sz w:val="21"/>
-          <w:szCs w:val="21"/>
-        </w:rPr>
-        <w:t xml:space="preserve">Tap Add [coverage] to save the entry.</w:t>
-      </w:r>
-    </w:p>
-    <w:p>
-      <w:pPr>
-        <w:spacing w:after="140" w:line="300"/>
-      </w:pPr>
-      <w:r>
-        <w:rPr>
-          <w:color w:val="16211C"/>
-          <w:sz w:val="21"/>
-          <w:szCs w:val="21"/>
-        </w:rPr>
-        <w:t xml:space="preserve">The system keeps you honest automatically:</w:t>
-      </w:r>
-    </w:p>
-    <w:p>
-      <w:pPr>
-        <w:pStyle w:val="ListParagraph"/>
-        <w:numPr>
-          <w:ilvl w:val="0"/>
-          <w:numId w:val="2"/>
-        </w:numPr>
-        <w:spacing w:after="80" w:line="290"/>
-      </w:pPr>
-      <w:r>
-        <w:rPr>
-          <w:color w:val="16211C"/>
-          <w:sz w:val="21"/>
-          <w:szCs w:val="21"/>
-        </w:rPr>
-        <w:t xml:space="preserve">You can't select “Morning” or “Whole day” for today's date once it's already past 12:00 PM.</w:t>
-      </w:r>
-    </w:p>
-    <w:p>
-      <w:pPr>
-        <w:pStyle w:val="ListParagraph"/>
-        <w:numPr>
-          <w:ilvl w:val="0"/>
-          <w:numId w:val="2"/>
-        </w:numPr>
-        <w:spacing w:after="80" w:line="290"/>
-      </w:pPr>
-      <w:r>
-        <w:rPr>
-          <w:color w:val="16211C"/>
-          <w:sz w:val="21"/>
-          <w:szCs w:val="21"/>
-        </w:rPr>
-        <w:t xml:space="preserve">The available coverage options automatically match your selected host client's actual hours (e.g. a host working 1:00 PM–8:00 PM won't offer a “Morning” option).</w:t>
-      </w:r>
-    </w:p>
-    <w:p>
-      <w:pPr>
-        <w:pStyle w:val="ListParagraph"/>
-        <w:numPr>
-          <w:ilvl w:val="0"/>
-          <w:numId w:val="2"/>
-        </w:numPr>
-        <w:spacing w:after="80" w:line="290"/>
-      </w:pPr>
-      <w:r>
-        <w:rPr>
-          <w:color w:val="16211C"/>
-          <w:sz w:val="21"/>
-          <w:szCs w:val="21"/>
-        </w:rPr>
-        <w:t xml:space="preserve">A new entry can't overlap a time range you've already logged for that same date — this prevents accidental duplicate entries.</w:t>
-      </w:r>
-    </w:p>
-    <w:p>
-      <w:pPr>
-        <w:pStyle w:val="Heading2"/>
-        <w:spacing w:after="120" w:before="260"/>
+        <w:t xml:space="preserve">Tap the Reports tab to see a full breakdown of your logged hours:</w:t>
+      </w:r>
+    </w:p>
+    <w:p>
+      <w:pPr>
+        <w:pStyle w:val="ListParagraph"/>
+        <w:numPr>
+          <w:ilvl w:val="0"/>
+          <w:numId w:val="2"/>
+        </w:numPr>
+        <w:spacing w:after="80" w:line="290"/>
+      </w:pPr>
+      <w:r>
+        <w:rPr>
+          <w:color w:val="16211C"/>
+          <w:sz w:val="21"/>
+          <w:szCs w:val="21"/>
+        </w:rPr>
+        <w:t xml:space="preserve">Morning vs. Afternoon vs. Evening hours</w:t>
+      </w:r>
+    </w:p>
+    <w:p>
+      <w:pPr>
+        <w:pStyle w:val="ListParagraph"/>
+        <w:numPr>
+          <w:ilvl w:val="0"/>
+          <w:numId w:val="2"/>
+        </w:numPr>
+        <w:spacing w:after="80" w:line="290"/>
+      </w:pPr>
+      <w:r>
+        <w:rPr>
+          <w:color w:val="16211C"/>
+          <w:sz w:val="21"/>
+          <w:szCs w:val="21"/>
+        </w:rPr>
+        <w:t xml:space="preserve">Hours by host client (useful if you rotate between offices)</w:t>
+      </w:r>
+    </w:p>
+    <w:p>
+      <w:pPr>
+        <w:pStyle w:val="ListParagraph"/>
+        <w:numPr>
+          <w:ilvl w:val="0"/>
+          <w:numId w:val="2"/>
+        </w:numPr>
+        <w:spacing w:after="80" w:line="290"/>
+      </w:pPr>
+      <w:r>
+        <w:rPr>
+          <w:color w:val="16211C"/>
+          <w:sz w:val="21"/>
+          <w:szCs w:val="21"/>
+        </w:rPr>
+        <w:t xml:space="preserve">Hours by shift type (Regular / Evening / Overtime)</w:t>
+      </w:r>
+    </w:p>
+    <w:p>
+      <w:pPr>
+        <w:pStyle w:val="ListParagraph"/>
+        <w:numPr>
+          <w:ilvl w:val="0"/>
+          <w:numId w:val="2"/>
+        </w:numPr>
+        <w:spacing w:after="80" w:line="290"/>
+      </w:pPr>
+      <w:r>
+        <w:rPr>
+          <w:color w:val="16211C"/>
+          <w:sz w:val="21"/>
+          <w:szCs w:val="21"/>
+        </w:rPr>
+        <w:t xml:space="preserve">Shift coverage completion — how many days fully met the expected hours vs. came in short</w:t>
+      </w:r>
+    </w:p>
+    <w:p>
+      <w:pPr>
+        <w:pStyle w:val="ListParagraph"/>
+        <w:numPr>
+          <w:ilvl w:val="0"/>
+          <w:numId w:val="2"/>
+        </w:numPr>
+        <w:spacing w:after="80" w:line="290"/>
+      </w:pPr>
+      <w:r>
+        <w:rPr>
+          <w:color w:val="16211C"/>
+          <w:sz w:val="21"/>
+          <w:szCs w:val="21"/>
+        </w:rPr>
+        <w:t xml:space="preserve">A day-by-day detailed log, most recent first, with exact time ranges for every segment</w:t>
+      </w:r>
+    </w:p>
+    <w:p>
+      <w:pPr>
+        <w:pStyle w:val="Heading1"/>
+        <w:spacing w:after="160" w:before="360"/>
       </w:pPr>
       <w:r>
         <w:rPr>
           <w:b/>
           <w:bCs/>
-          <w:color w:val="A9832F"/>
-          <w:sz w:val="24"/>
-          <w:szCs w:val="24"/>
-        </w:rPr>
-        <w:t xml:space="preserve">5.1 Editing or Deleting an Entry</w:t>
-      </w:r>
-    </w:p>
-    <w:p>
-      <w:pPr>
-        <w:pStyle w:val="ListParagraph"/>
-        <w:numPr>
-          <w:ilvl w:val="0"/>
-          <w:numId w:val="2"/>
-        </w:numPr>
-        <w:spacing w:after="80" w:line="290"/>
-      </w:pPr>
-      <w:r>
-        <w:rPr>
-          <w:color w:val="16211C"/>
-          <w:sz w:val="21"/>
-          <w:szCs w:val="21"/>
-        </w:rPr>
-        <w:t xml:space="preserve">Tap the pencil icon on any row to load it back into the form and correct it (e.g. you actually left at 2:00 PM instead of 5:00 PM).</w:t>
-      </w:r>
-    </w:p>
-    <w:p>
-      <w:pPr>
-        <w:pStyle w:val="ListParagraph"/>
-        <w:numPr>
-          <w:ilvl w:val="0"/>
-          <w:numId w:val="2"/>
-        </w:numPr>
-        <w:spacing w:after="80" w:line="290"/>
-      </w:pPr>
-      <w:r>
-        <w:rPr>
-          <w:color w:val="16211C"/>
-          <w:sz w:val="21"/>
-          <w:szCs w:val="21"/>
-        </w:rPr>
-        <w:t xml:space="preserve">Tap the trash icon to delete an entry — you'll be asked to confirm before it's removed.</w:t>
-      </w:r>
-    </w:p>
-    <w:p>
-      <w:pPr>
-        <w:pStyle w:val="Heading1"/>
-        <w:spacing w:after="160" w:before="360"/>
-      </w:pPr>
-      <w:r>
-        <w:rPr>
-          <w:b/>
-          <w:bCs/>
           <w:color w:val="16211C"/>
           <w:sz w:val="30"/>
           <w:szCs w:val="30"/>
         </w:rPr>
-        <w:t xml:space="preserve">6. Tracking Your Progress</w:t>
+        <w:t xml:space="preserve">7. Generating Your Official PDF Report</w:t>
+      </w:r>
+    </w:p>
+    <w:p>
+      <w:pPr>
+        <w:pStyle w:val="ListParagraph"/>
+        <w:numPr>
+          <w:ilvl w:val="0"/>
+          <w:numId w:val="3"/>
+        </w:numPr>
+        <w:spacing w:after="100" w:line="290"/>
+      </w:pPr>
+      <w:r>
+        <w:rPr>
+          <w:color w:val="16211C"/>
+          <w:sz w:val="21"/>
+          <w:szCs w:val="21"/>
+        </w:rPr>
+        <w:t xml:space="preserve">Go to the Logbook tab and find the Export section at the bottom of the log table.</w:t>
+      </w:r>
+    </w:p>
+    <w:p>
+      <w:pPr>
+        <w:pStyle w:val="ListParagraph"/>
+        <w:numPr>
+          <w:ilvl w:val="0"/>
+          <w:numId w:val="3"/>
+        </w:numPr>
+        <w:spacing w:after="100" w:line="290"/>
+      </w:pPr>
+      <w:r>
+        <w:rPr>
+          <w:color w:val="16211C"/>
+          <w:sz w:val="21"/>
+          <w:szCs w:val="21"/>
+        </w:rPr>
+        <w:t xml:space="preserve">Choose the report period: Daily (every entry), Weekly summary, or Monthly summary.</w:t>
+      </w:r>
+    </w:p>
+    <w:p>
+      <w:pPr>
+        <w:pStyle w:val="ListParagraph"/>
+        <w:numPr>
+          <w:ilvl w:val="0"/>
+          <w:numId w:val="3"/>
+        </w:numPr>
+        <w:spacing w:after="100" w:line="290"/>
+      </w:pPr>
+      <w:r>
+        <w:rPr>
+          <w:color w:val="16211C"/>
+          <w:sz w:val="21"/>
+          <w:szCs w:val="21"/>
+        </w:rPr>
+        <w:t xml:space="preserve">Tap Export PDF Report.</w:t>
       </w:r>
     </w:p>
     <w:p>
@@ -1305,146 +1357,7 @@
           <w:sz w:val="21"/>
           <w:szCs w:val="21"/>
         </w:rPr>
-        <w:t xml:space="preserve">The large ring at the top of the page is your at-a-glance progress meter. It shows:</w:t>
-      </w:r>
-    </w:p>
-    <w:p>
-      <w:pPr>
-        <w:pStyle w:val="ListParagraph"/>
-        <w:numPr>
-          <w:ilvl w:val="0"/>
-          <w:numId w:val="2"/>
-        </w:numPr>
-        <w:spacing w:after="80" w:line="290"/>
-      </w:pPr>
-      <w:r>
-        <w:rPr>
-          <w:color w:val="16211C"/>
-          <w:sz w:val="21"/>
-          <w:szCs w:val="21"/>
-        </w:rPr>
-        <w:t xml:space="preserve">Total hours logged so far, against your required hours.</w:t>
-      </w:r>
-    </w:p>
-    <w:p>
-      <w:pPr>
-        <w:pStyle w:val="ListParagraph"/>
-        <w:numPr>
-          <w:ilvl w:val="0"/>
-          <w:numId w:val="2"/>
-        </w:numPr>
-        <w:spacing w:after="80" w:line="290"/>
-      </w:pPr>
-      <w:r>
-        <w:rPr>
-          <w:color w:val="16211C"/>
-          <w:sz w:val="21"/>
-          <w:szCs w:val="21"/>
-        </w:rPr>
-        <w:t xml:space="preserve">Percentage complete, and how many hours are still remaining.</w:t>
-      </w:r>
-    </w:p>
-    <w:p>
-      <w:pPr>
-        <w:pStyle w:val="ListParagraph"/>
-        <w:numPr>
-          <w:ilvl w:val="0"/>
-          <w:numId w:val="2"/>
-        </w:numPr>
-        <w:spacing w:after="80" w:line="290"/>
-      </w:pPr>
-      <w:r>
-        <w:rPr>
-          <w:color w:val="16211C"/>
-          <w:sz w:val="21"/>
-          <w:szCs w:val="21"/>
-        </w:rPr>
-        <w:t xml:space="preserve">Any overtime hours logged separately.</w:t>
-      </w:r>
-    </w:p>
-    <w:p>
-      <w:pPr>
-        <w:spacing w:after="140" w:line="300"/>
-      </w:pPr>
-      <w:r>
-        <w:rPr>
-          <w:color w:val="16211C"/>
-          <w:sz w:val="21"/>
-          <w:szCs w:val="21"/>
-        </w:rPr>
-        <w:t xml:space="preserve">This ring updates live, down to the second, while you're clocked in. Every entry is also tagged with a status:</w:t>
-      </w:r>
-    </w:p>
-    <w:p>
-      <w:pPr>
-        <w:pStyle w:val="ListParagraph"/>
-        <w:numPr>
-          <w:ilvl w:val="0"/>
-          <w:numId w:val="2"/>
-        </w:numPr>
-        <w:spacing w:after="80" w:line="290"/>
-      </w:pPr>
-      <w:r>
-        <w:rPr>
-          <w:color w:val="16211C"/>
-          <w:sz w:val="21"/>
-          <w:szCs w:val="21"/>
-        </w:rPr>
-        <w:t xml:space="preserve">Scheduled — a future or not-yet-started entry; it hasn't contributed any hours yet.</w:t>
-      </w:r>
-    </w:p>
-    <w:p>
-      <w:pPr>
-        <w:pStyle w:val="ListParagraph"/>
-        <w:numPr>
-          <w:ilvl w:val="0"/>
-          <w:numId w:val="2"/>
-        </w:numPr>
-        <w:spacing w:after="80" w:line="290"/>
-      </w:pPr>
-      <w:r>
-        <w:rPr>
-          <w:color w:val="16211C"/>
-          <w:sz w:val="21"/>
-          <w:szCs w:val="21"/>
-        </w:rPr>
-        <w:t xml:space="preserve">In progress — currently running; only the elapsed time counts so far, and it keeps ticking up.</w:t>
-      </w:r>
-    </w:p>
-    <w:p>
-      <w:pPr>
-        <w:pStyle w:val="ListParagraph"/>
-        <w:numPr>
-          <w:ilvl w:val="0"/>
-          <w:numId w:val="2"/>
-        </w:numPr>
-        <w:spacing w:after="80" w:line="290"/>
-      </w:pPr>
-      <w:r>
-        <w:rPr>
-          <w:color w:val="16211C"/>
-          <w:sz w:val="21"/>
-          <w:szCs w:val="21"/>
-        </w:rPr>
-        <w:t xml:space="preserve">Complete — the shift finished and met the standard hours expected for its coverage.</w:t>
-      </w:r>
-    </w:p>
-    <w:p>
-      <w:pPr>
-        <w:pStyle w:val="ListParagraph"/>
-        <w:numPr>
-          <w:ilvl w:val="0"/>
-          <w:numId w:val="2"/>
-        </w:numPr>
-        <w:spacing w:after="80" w:line="290"/>
-      </w:pPr>
-      <w:r>
-        <w:rPr>
-          <w:color w:val="16211C"/>
-          <w:sz w:val="21"/>
-          <w:szCs w:val="21"/>
-        </w:rPr>
-        <w:t xml:space="preserve">Short (−Xh) — the shift finished but came in under the expected hours for its coverage (e.g. you left early).</w:t>
+        <w:t xml:space="preserve">The generated PDF includes your trainee information, a summary of hours completed/remaining/overtime, the full log table (or weekly/monthly summary table), an hourly breakdown by segment, and signature lines for you and your supervisor/coordinator — ready to print and sign.</w:t>
       </w:r>
     </w:p>
     <w:p>
@@ -1464,7 +1377,7 @@
           <w:sz w:val="20"/>
           <w:szCs w:val="20"/>
         </w:rPr>
-        <w:t xml:space="preserve">Note: You will also get milestone notifications automatically at 25%, 50%, 75%, and 100% of your required hours.</w:t>
+        <w:t xml:space="preserve">Note: Export is temporarily locked while a logged entry's scheduled end time hasn't passed yet. This is intentional: a report should only reflect hours that have actually finished, never hours that are still in progress.</w:t>
       </w:r>
     </w:p>
     <w:p>
@@ -1480,229 +1393,7 @@
           <w:sz w:val="30"/>
           <w:szCs w:val="30"/>
         </w:rPr>
-        <w:t xml:space="preserve">7. Viewing Your Reports</w:t>
-      </w:r>
-    </w:p>
-    <w:p>
-      <w:pPr>
-        <w:spacing w:after="140" w:line="300"/>
-      </w:pPr>
-      <w:r>
-        <w:rPr>
-          <w:color w:val="16211C"/>
-          <w:sz w:val="21"/>
-          <w:szCs w:val="21"/>
-        </w:rPr>
-        <w:t xml:space="preserve">Tap the Reports tab to see a full breakdown of your logged hours:</w:t>
-      </w:r>
-    </w:p>
-    <w:p>
-      <w:pPr>
-        <w:pStyle w:val="ListParagraph"/>
-        <w:numPr>
-          <w:ilvl w:val="0"/>
-          <w:numId w:val="2"/>
-        </w:numPr>
-        <w:spacing w:after="80" w:line="290"/>
-      </w:pPr>
-      <w:r>
-        <w:rPr>
-          <w:color w:val="16211C"/>
-          <w:sz w:val="21"/>
-          <w:szCs w:val="21"/>
-        </w:rPr>
-        <w:t xml:space="preserve">Morning vs. Afternoon vs. Evening hours</w:t>
-      </w:r>
-    </w:p>
-    <w:p>
-      <w:pPr>
-        <w:pStyle w:val="ListParagraph"/>
-        <w:numPr>
-          <w:ilvl w:val="0"/>
-          <w:numId w:val="2"/>
-        </w:numPr>
-        <w:spacing w:after="80" w:line="290"/>
-      </w:pPr>
-      <w:r>
-        <w:rPr>
-          <w:color w:val="16211C"/>
-          <w:sz w:val="21"/>
-          <w:szCs w:val="21"/>
-        </w:rPr>
-        <w:t xml:space="preserve">Hours by host client (useful if you rotate between offices)</w:t>
-      </w:r>
-    </w:p>
-    <w:p>
-      <w:pPr>
-        <w:pStyle w:val="ListParagraph"/>
-        <w:numPr>
-          <w:ilvl w:val="0"/>
-          <w:numId w:val="2"/>
-        </w:numPr>
-        <w:spacing w:after="80" w:line="290"/>
-      </w:pPr>
-      <w:r>
-        <w:rPr>
-          <w:color w:val="16211C"/>
-          <w:sz w:val="21"/>
-          <w:szCs w:val="21"/>
-        </w:rPr>
-        <w:t xml:space="preserve">Hours by shift type (Regular / Evening / Overtime)</w:t>
-      </w:r>
-    </w:p>
-    <w:p>
-      <w:pPr>
-        <w:pStyle w:val="ListParagraph"/>
-        <w:numPr>
-          <w:ilvl w:val="0"/>
-          <w:numId w:val="2"/>
-        </w:numPr>
-        <w:spacing w:after="80" w:line="290"/>
-      </w:pPr>
-      <w:r>
-        <w:rPr>
-          <w:color w:val="16211C"/>
-          <w:sz w:val="21"/>
-          <w:szCs w:val="21"/>
-        </w:rPr>
-        <w:t xml:space="preserve">Shift coverage completion — how many days fully met the expected hours vs. came in short</w:t>
-      </w:r>
-    </w:p>
-    <w:p>
-      <w:pPr>
-        <w:pStyle w:val="ListParagraph"/>
-        <w:numPr>
-          <w:ilvl w:val="0"/>
-          <w:numId w:val="2"/>
-        </w:numPr>
-        <w:spacing w:after="80" w:line="290"/>
-      </w:pPr>
-      <w:r>
-        <w:rPr>
-          <w:color w:val="16211C"/>
-          <w:sz w:val="21"/>
-          <w:szCs w:val="21"/>
-        </w:rPr>
-        <w:t xml:space="preserve">A day-by-day detailed log, most recent first, with exact time ranges for every segment</w:t>
-      </w:r>
-    </w:p>
-    <w:p>
-      <w:pPr>
-        <w:pStyle w:val="Heading1"/>
-        <w:spacing w:after="160" w:before="360"/>
-      </w:pPr>
-      <w:r>
-        <w:rPr>
-          <w:b/>
-          <w:bCs/>
-          <w:color w:val="16211C"/>
-          <w:sz w:val="30"/>
-          <w:szCs w:val="30"/>
-        </w:rPr>
-        <w:t xml:space="preserve">8. Generating Your Official PDF Report</w:t>
-      </w:r>
-    </w:p>
-    <w:p>
-      <w:pPr>
-        <w:pStyle w:val="ListParagraph"/>
-        <w:numPr>
-          <w:ilvl w:val="0"/>
-          <w:numId w:val="3"/>
-        </w:numPr>
-        <w:spacing w:after="100" w:line="290"/>
-      </w:pPr>
-      <w:r>
-        <w:rPr>
-          <w:color w:val="16211C"/>
-          <w:sz w:val="21"/>
-          <w:szCs w:val="21"/>
-        </w:rPr>
-        <w:t xml:space="preserve">Go to the Logbook tab and find the Export section at the bottom of the log table.</w:t>
-      </w:r>
-    </w:p>
-    <w:p>
-      <w:pPr>
-        <w:pStyle w:val="ListParagraph"/>
-        <w:numPr>
-          <w:ilvl w:val="0"/>
-          <w:numId w:val="3"/>
-        </w:numPr>
-        <w:spacing w:after="100" w:line="290"/>
-      </w:pPr>
-      <w:r>
-        <w:rPr>
-          <w:color w:val="16211C"/>
-          <w:sz w:val="21"/>
-          <w:szCs w:val="21"/>
-        </w:rPr>
-        <w:t xml:space="preserve">Choose the report period: Daily (every entry), Weekly summary, or Monthly summary.</w:t>
-      </w:r>
-    </w:p>
-    <w:p>
-      <w:pPr>
-        <w:pStyle w:val="ListParagraph"/>
-        <w:numPr>
-          <w:ilvl w:val="0"/>
-          <w:numId w:val="3"/>
-        </w:numPr>
-        <w:spacing w:after="100" w:line="290"/>
-      </w:pPr>
-      <w:r>
-        <w:rPr>
-          <w:color w:val="16211C"/>
-          <w:sz w:val="21"/>
-          <w:szCs w:val="21"/>
-        </w:rPr>
-        <w:t xml:space="preserve">Tap Export PDF Report.</w:t>
-      </w:r>
-    </w:p>
-    <w:p>
-      <w:pPr>
-        <w:spacing w:after="140" w:line="300"/>
-      </w:pPr>
-      <w:r>
-        <w:rPr>
-          <w:color w:val="16211C"/>
-          <w:sz w:val="21"/>
-          <w:szCs w:val="21"/>
-        </w:rPr>
-        <w:t xml:space="preserve">The generated PDF includes your trainee information, a summary of hours completed/remaining/overtime, the full log table (or weekly/monthly summary table), an hourly breakdown by segment, and signature lines for you and your supervisor/coordinator — ready to print and sign.</w:t>
-      </w:r>
-    </w:p>
-    <w:p>
-      <w:pPr>
-        <w:pBdr>
-          <w:left w:val="single" w:color="A9832F" w:sz="18" w:space="8"/>
-        </w:pBdr>
-        <w:shd w:fill="F6F8F6" w:val="clear"/>
-        <w:spacing w:after="200" w:before="80"/>
-        <w:ind w:left="120"/>
-      </w:pPr>
-      <w:r>
-        <w:rPr>
-          <w:i/>
-          <w:iCs/>
-          <w:color w:val="56635A"/>
-          <w:sz w:val="20"/>
-          <w:szCs w:val="20"/>
-        </w:rPr>
-        <w:t xml:space="preserve">Note: Export is temporarily locked while any shift is still running — either you're currently clocked in, or a logged entry's scheduled end time hasn't passed yet. This is intentional: a report should only reflect hours that have actually finished, never hours that are still in progress.</w:t>
-      </w:r>
-    </w:p>
-    <w:p>
-      <w:pPr>
-        <w:pStyle w:val="Heading1"/>
-        <w:spacing w:after="160" w:before="360"/>
-      </w:pPr>
-      <w:r>
-        <w:rPr>
-          <w:b/>
-          <w:bCs/>
-          <w:color w:val="16211C"/>
-          <w:sz w:val="30"/>
-          <w:szCs w:val="30"/>
-        </w:rPr>
-        <w:t xml:space="preserve">9. Notifications and the Help Button</w:t>
+        <w:t xml:space="preserve">8. Notifications and the Help Button</w:t>
       </w:r>
     </w:p>
     <w:p>
@@ -1731,7 +1422,7 @@
           <w:sz w:val="21"/>
           <w:szCs w:val="21"/>
         </w:rPr>
-        <w:t xml:space="preserve">The bell icon in the top bar keeps a running history of everything important: clock-in/out confirmations, lunch reminders, milestone achievements, and warnings (such as browser storage issues). Tap it any time to review recent activity, or turn on desktop alerts so you're notified even if the tab isn't open.</w:t>
+        <w:t xml:space="preserve">The bell icon in the top bar keeps a running history of everything important: a heads-up before your shift's scheduled start time, milestone achievements, and warnings (such as browser storage issues). Tap it any time to review recent activity, or turn on desktop alerts so you're notified even if the tab isn't open.</w:t>
       </w:r>
     </w:p>
     <w:p>
@@ -1760,7 +1451,7 @@
           <w:sz w:val="21"/>
           <w:szCs w:val="21"/>
         </w:rPr>
-        <w:t xml:space="preserve">Right beside the notification bell is a question-mark Help button. Tapping it opens an in-app quick-reference guide covering every step in this document — setup, clocking in/out, adding entries, reports, exporting, and data privacy — so trainees always have step-by-step help without leaving the app.</w:t>
+        <w:t xml:space="preserve">Right beside the notification bell is a question-mark Help button. Tapping it opens an in-app quick-reference guide covering every step in this document — setup, adding entries, reports, exporting, and data privacy — so trainees always have step-by-step help without leaving the app.</w:t>
       </w:r>
     </w:p>
     <w:p>
@@ -1776,7 +1467,7 @@
           <w:sz w:val="30"/>
           <w:szCs w:val="30"/>
         </w:rPr>
-        <w:t xml:space="preserve">10. Your Data and Privacy</w:t>
+        <w:t xml:space="preserve">9. Your Data and Privacy</w:t>
       </w:r>
     </w:p>
     <w:p>
@@ -1846,7 +1537,7 @@
           <w:sz w:val="30"/>
           <w:szCs w:val="30"/>
         </w:rPr>
-        <w:t xml:space="preserve">11. Frequently Asked Questions</w:t>
+        <w:t xml:space="preserve">10. Frequently Asked Questions</w:t>
       </w:r>
     </w:p>
     <w:tbl>
@@ -1886,7 +1577,7 @@
                 <w:sz w:val="20"/>
                 <w:szCs w:val="20"/>
               </w:rPr>
-              <w:t xml:space="preserve">What if I forget to clock out?</w:t>
+              <w:t xml:space="preserve">What if I made a mistake on an entry?</w:t>
             </w:r>
           </w:p>
         </w:tc>
@@ -1908,7 +1599,7 @@
                 <w:sz w:val="20"/>
                 <w:szCs w:val="20"/>
               </w:rPr>
-              <w:t xml:space="preserve">Open the app as soon as you remember and tap Clock out — only the time up to that moment is saved. If too much time has passed, delete that session's auto-saved segment (if any) and use Add day to log the correct, actual times instead.</w:t>
+              <w:t xml:space="preserve">Use the pencil icon on that entry to load it back into the Add day form and correct the times, host client, or shift type, then save it again. Use the trash icon instead if you need to remove it entirely.</w:t>
             </w:r>
           </w:p>
         </w:tc>
@@ -2048,7 +1739,7 @@
                 <w:sz w:val="20"/>
                 <w:szCs w:val="20"/>
               </w:rPr>
-              <w:t xml:space="preserve">A report can only include finished hours. If you're currently clocked in, or a logged shift's scheduled end time hasn't passed yet, export stays locked until that shift is done.</w:t>
+              <w:t xml:space="preserve">A report can only include finished hours. If a logged shift's scheduled end time hasn't passed yet, export stays locked until that shift is done.</w:t>
             </w:r>
           </w:p>
         </w:tc>
@@ -2214,7 +1905,7 @@
           <w:sz w:val="30"/>
           <w:szCs w:val="30"/>
         </w:rPr>
-        <w:t xml:space="preserve">12. Quick Reference Summary</w:t>
+        <w:t xml:space="preserve">11. Quick Reference Summary</w:t>
       </w:r>
     </w:p>
     <w:p>
@@ -2248,7 +1939,7 @@
           <w:sz w:val="21"/>
           <w:szCs w:val="21"/>
         </w:rPr>
-        <w:t xml:space="preserve">Sign in → select host client → select shift type → Clock in.</w:t>
+        <w:t xml:space="preserve">Sign in and select your host client.</w:t>
       </w:r>
     </w:p>
     <w:p>
@@ -2266,7 +1957,7 @@
           <w:sz w:val="21"/>
           <w:szCs w:val="21"/>
         </w:rPr>
-        <w:t xml:space="preserve">Let the app auto-manage lunch and end-of-day (Regular/Evening shifts), or Clock out manually (Overtime).</w:t>
+        <w:t xml:space="preserve">Use Add day to log each shift you work — pick the coverage, date, and actual times.</w:t>
       </w:r>
     </w:p>
     <w:p>

--- a/OCC-Duty-Log-OJT-User-Guide.docx
+++ b/OCC-Duty-Log-OJT-User-Guide.docx
@@ -1886,6 +1886,167 @@
           </w:p>
         </w:tc>
       </w:tr>
+      <w:tr>
+        <w:tc>
+          <w:tcPr>
+            <w:tcW w:type="dxa" w:w="3600"/>
+            <w:tcMar>
+              <w:top w:type="dxa" w:w="100"/>
+              <w:left w:type="dxa" w:w="120"/>
+              <w:bottom w:type="dxa" w:w="100"/>
+              <w:right w:type="dxa" w:w="120"/>
+            </w:tcMar>
+          </w:tcPr>
+          <w:p>
+            <w:r>
+              <w:rPr>
+                <w:b/>
+                <w:bCs/>
+                <w:color w:val="16211C"/>
+                <w:sz w:val="20"/>
+                <w:szCs w:val="20"/>
+              </w:rPr>
+              <w:t xml:space="preserve">When do reminder notifications go out?</w:t>
+            </w:r>
+          </w:p>
+        </w:tc>
+        <w:tc>
+          <w:tcPr>
+            <w:tcW w:type="dxa" w:w="6000"/>
+            <w:tcMar>
+              <w:top w:type="dxa" w:w="100"/>
+              <w:left w:type="dxa" w:w="120"/>
+              <w:bottom w:type="dxa" w:w="100"/>
+              <w:right w:type="dxa" w:w="120"/>
+            </w:tcMar>
+          </w:tcPr>
+          <w:p>
+            <w:pPr>
+              <w:spacing w:after="60"/>
+            </w:pPr>
+            <w:r>
+              <w:rPr>
+                <w:color w:val="16211C"/>
+                <w:sz w:val="20"/>
+                <w:szCs w:val="20"/>
+              </w:rPr>
+              <w:t xml:space="preserve">You'll get a heads-up shortly before each checkpoint in your day:</w:t>
+            </w:r>
+          </w:p>
+          <w:p>
+            <w:pPr>
+              <w:pStyle w:val="ListParagraph"/>
+              <w:numPr>
+                <w:ilvl w:val="0"/>
+                <w:numId w:val="2"/>
+              </w:numPr>
+              <w:spacing w:after="40" w:line="270"/>
+            </w:pPr>
+            <w:r>
+              <w:rPr>
+                <w:b/>
+                <w:bCs/>
+                <w:color w:val="16211C"/>
+                <w:sz w:val="20"/>
+                <w:szCs w:val="20"/>
+              </w:rPr>
+              <w:t xml:space="preserve">Day start</w:t>
+            </w:r>
+            <w:r>
+              <w:rPr>
+                <w:color w:val="16211C"/>
+                <w:sz w:val="20"/>
+                <w:szCs w:val="20"/>
+              </w:rPr>
+              <w:t xml:space="preserve"> — about 10 minutes before your Morning, Afternoon, or Evening time in</w:t>
+            </w:r>
+          </w:p>
+          <w:p>
+            <w:pPr>
+              <w:pStyle w:val="ListParagraph"/>
+              <w:numPr>
+                <w:ilvl w:val="0"/>
+                <w:numId w:val="2"/>
+              </w:numPr>
+              <w:spacing w:after="40" w:line="270"/>
+            </w:pPr>
+            <w:r>
+              <w:rPr>
+                <w:b/>
+                <w:bCs/>
+                <w:color w:val="16211C"/>
+                <w:sz w:val="20"/>
+                <w:szCs w:val="20"/>
+              </w:rPr>
+              <w:t xml:space="preserve">Lunch out</w:t>
+            </w:r>
+            <w:r>
+              <w:rPr>
+                <w:color w:val="16211C"/>
+                <w:sz w:val="20"/>
+                <w:szCs w:val="20"/>
+              </w:rPr>
+              <w:t xml:space="preserve"> — about 10 minutes before 12:00 PM</w:t>
+            </w:r>
+          </w:p>
+          <w:p>
+            <w:pPr>
+              <w:pStyle w:val="ListParagraph"/>
+              <w:numPr>
+                <w:ilvl w:val="0"/>
+                <w:numId w:val="2"/>
+              </w:numPr>
+              <w:spacing w:after="40" w:line="270"/>
+            </w:pPr>
+            <w:r>
+              <w:rPr>
+                <w:b/>
+                <w:bCs/>
+                <w:color w:val="16211C"/>
+                <w:sz w:val="20"/>
+                <w:szCs w:val="20"/>
+              </w:rPr>
+              <w:t xml:space="preserve">Lunch in</w:t>
+            </w:r>
+            <w:r>
+              <w:rPr>
+                <w:color w:val="16211C"/>
+                <w:sz w:val="20"/>
+                <w:szCs w:val="20"/>
+              </w:rPr>
+              <w:t xml:space="preserve"> — about 5 minutes before 1:00 PM</w:t>
+            </w:r>
+          </w:p>
+          <w:p>
+            <w:pPr>
+              <w:pStyle w:val="ListParagraph"/>
+              <w:numPr>
+                <w:ilvl w:val="0"/>
+                <w:numId w:val="2"/>
+              </w:numPr>
+              <w:spacing w:after="0" w:line="270"/>
+            </w:pPr>
+            <w:r>
+              <w:rPr>
+                <w:b/>
+                <w:bCs/>
+                <w:color w:val="16211C"/>
+                <w:sz w:val="20"/>
+                <w:szCs w:val="20"/>
+              </w:rPr>
+              <w:t xml:space="preserve">Day end</w:t>
+            </w:r>
+            <w:r>
+              <w:rPr>
+                <w:color w:val="16211C"/>
+                <w:sz w:val="20"/>
+                <w:szCs w:val="20"/>
+              </w:rPr>
+              <w:t xml:space="preserve"> — about 10 minutes before your scheduled clock-out</w:t>
+            </w:r>
+          </w:p>
+        </w:tc>
+      </w:tr>
     </w:tbl>
     <w:p>
       <w:r>
